--- a/example_articles/states/Indiana/2.states_Indiana_New_York_Times.docx
+++ b/example_articles/states/Indiana/2.states_Indiana_New_York_Times.docx
@@ -27,17 +27,17 @@
     </w:p>
     <w:p>
       <w:r>
-        <w:t>Source File: NYT/40.DOCX</w:t>
+        <w:t>Source file: NYT/40.DOCX</w:t>
       </w:r>
     </w:p>
     <w:p>
       <w:r>
-        <w:t>Raw locations result: ['Indiana']</w:t>
+        <w:t>Raw locations result, 'locations': ['Indiana']</w:t>
       </w:r>
     </w:p>
     <w:p>
       <w:r>
-        <w:t>states_stand_flat (Standardized): Indiana</w:t>
+        <w:t>Standardized locations result, 'states_stand_flat': Indiana</w:t>
       </w:r>
     </w:p>
     <w:p>

--- a/example_articles/states/Indiana/2.states_Indiana_New_York_Times.docx
+++ b/example_articles/states/Indiana/2.states_Indiana_New_York_Times.docx
@@ -7,7 +7,7 @@
         <w:pStyle w:val="Heading1"/>
       </w:pPr>
       <w:r>
-        <w:t>Island Hopping Without Leaving the City</w:t>
+        <w:t>New Life for Abandoned and Derelict Edison Homes</w:t>
       </w:r>
     </w:p>
     <w:p>
@@ -17,17 +17,17 @@
     </w:p>
     <w:p>
       <w:r>
-        <w:t>Date: 2008-02-17</w:t>
+        <w:t>Date: 1996-01-14</w:t>
       </w:r>
     </w:p>
     <w:p>
       <w:r>
-        <w:t>Section: Section TR; Column 0; Travel Desk; Pg. 8; WEEKEND IN NEW YORK URBAN ARCHIPELAGO</w:t>
+        <w:t>Section: Section 9; ; Section 9;  Page 10;  Column 1;  Real Estate Desk ; Column 1;</w:t>
       </w:r>
     </w:p>
     <w:p>
       <w:r>
-        <w:t>Source file: NYT/40.DOCX</w:t>
+        <w:t>Source file: NYT/45.DOCX</w:t>
       </w:r>
     </w:p>
     <w:p>
@@ -49,82 +49,57 @@
     </w:p>
     <w:p>
       <w:r>
-        <w:t xml:space="preserve">ISLAND hopping in the Caribbean is fine, if you have the time, money and sunscreen, but there is an alternative  in New York: a trip to islands known (at least for the next 900 words) as the Five Borough Antilles. It takes just a weekend, and you'll pay less than $20 for transportation on a trip that departs from New York, N.Y., hits ports of call in New York, N.Y., and returns to New York, N.Y. </w:t>
+        <w:t>RECONSTRUCTION is under way on a group of town houses built in downtown Gary in 1915 using Thomas Alva Edison's patent for poured-concrete homes.</w:t>
         <w:br/>
-        <w:t xml:space="preserve">  FRIDAY EVENING</w:t>
+        <w:t>Edison was one of at least three innovators who patented methods for building poured-concrete houses in the early 1900's, according to Douglas Tarr, an architectural historian at the Edison Historic Site Museum in West Orange, N.J.</w:t>
         <w:br/>
-        <w:t xml:space="preserve">  City Island, the Bronx</w:t>
+        <w:t>A number of Edison-patented houses, built with then-emerging industrial materials like reinforced steel and a refined cement on which he also held a patent, still stand. Thirteen of them are in New Jersey -- 11 of them in Union and two others in Montclair.</w:t>
         <w:br/>
-        <w:t xml:space="preserve">  A quaint main street, salty air and views of Long Island Sound have led some people to compare City Island to Cape Cod. That's an exaggeration, but the small town marine feel is an unusual slice of the big city, and it can be a shock when an N.Y.P.D. patrol car or Bx29 bus reminds you that you're still in Mayor Bloomberg's jurisdiction.</w:t>
+        <w:t>The technique eventually died out, largely because of the high cost of making and assembling the mold.</w:t>
         <w:br/>
-        <w:t xml:space="preserve">  In the spring and summer, crowds come for fried seafood and festive (locals might say too festive) atmosphere. Restaurants range from Johnny's Reef, with outdoor seating, water views, fried clam strips and beer at the far end of the island, to Le Refuge Inn, a French restaurant (and bed-and-breakfast) closer to the other end. There are also art galleries, cafes and antiques shops.</w:t>
+        <w:t>In Gary, several clusters of these concrete houses were built in the 40-block Horace Mann Ambridge community, where steel executives and their families once lived. They were built at a time when the Gary Land Company was converting the area from tents and shacks for steelworkers into an industrial metropolis.</w:t>
         <w:br/>
-        <w:t xml:space="preserve">  SATURDAY MORNING</w:t>
+        <w:t>But eventually Gary declined as a steel city and many houses were abandoned. In 1991, 41 of those homes, near Fourth Avenue and Polk Street, were donated by the city and the Lake County Board of Commissioners to the Horace Mann Ambridge Neighborhood Organization.</w:t>
         <w:br/>
-        <w:t xml:space="preserve">  Randalls Island, Manhattan</w:t>
+        <w:t>Known as the Terrace Homes, these units are being converted into three-bedroom, one-bath residences for families earning less than 80 percent of the $34,250 median income in Gary.</w:t>
         <w:br/>
-        <w:t xml:space="preserve">  You can drive or take a bus there, but there are also several ways to walk, including a half-disturbing, half-fascinating jaunt across the walkway of the Triborough Bridge. The 103rd Street footbridge is more pleasant. It doesn't open until April, but you're better off waiting until then anyway, since the whole place is one big construction site, with facilities being overhauled, new fields installed, even a salt marsh created.  The golf center, with driving range, miniature golf and batting cages is open, and starting in mid-March, you can head to track events (from high school to pro) at Icahn Stadium. </w:t>
+        <w:t>As they are rehabilitated, those units are marketed for $51,500.</w:t>
         <w:br/>
-        <w:t xml:space="preserve">  SATURDAY AFTERNOON</w:t>
+        <w:t>Scattered along five tree-lined blocks, the Terrace Homes project consists of three rows of 10 attached town houses, one row of nine rowhouses, and two detached single-family homes. The two detached homes were rehabilitated in 1992 as models, and after years of fund raising, construction on the attached row houses began last summer.</w:t>
         <w:br/>
-        <w:t xml:space="preserve">  Governors Island, Manhattan</w:t>
+        <w:t>Finis Springer, executive adviser in the community group, has been working since 1979 on the problem of housing abandonment, in recent years acquiring and rehabilitating these houses. Initially, the group focused on the difficulties owners found in insuring their homes as abandonment spread.</w:t>
         <w:br/>
-        <w:t xml:space="preserve">  The centuries-old military history of the island, reachable by ferry from Battery Park, is over, and most of it will soon transform into a 90-acre park whose design (announced in December) includes a marsh, an amphitheater, hills with views of the Manhattan skyline, and even free bikes for visitors. But that is a long way off: for now, the regular Governors Island summer season, which begins May 31,  features Saturday afternoon art and music performances, perfect for picnicking. </w:t>
+        <w:t>"Terrace Homes represents our largest rehab undertaking, but we evolved into rehab of abandoned properties over the years," Ms. Springer said. "When insurance companies fled, we negotiated with Allstate, which agreed to provide partial coverage if we could discourage criminal activity around vacated properties.</w:t>
         <w:br/>
-        <w:t xml:space="preserve">  SUNDAY MORNING</w:t>
+        <w:t>"So we boarded up abandoned homes from the inside, put lights between the boards and curtain-covered windows and kept the grass cut, all so these homes would not look abandoned."</w:t>
         <w:br/>
-        <w:t xml:space="preserve">  Broad Channel, Queens</w:t>
+        <w:t>In the early 1980's, the community group rehabilitated two houses and started attracting investors to buy other abandoned properties for $1 from the United States Department of Housing and Urban Development, which was trying to dispose of abandoned properties it had insured.</w:t>
         <w:br/>
-        <w:t xml:space="preserve">  Part of this island is home to the Jamaica Bay Wildlife Refuge's visitor center, where friendly rangers will send you off on an easy 1.5-mile trail, popular with birders and, well, those who like easy 1.5-mile trails. But you should also visit the 3,000-person working-class community on the other end of the island, in what was, a century ago, a summer resort for New Yorkers. It has a dash of City Island to it, with one main drag and quirky-looking yacht clubs and private residences -- some on stilts. There are even canals, as well, which has led some to call it -- somewhat hyperbolically -- the Venice of New York. </w:t>
+        <w:t>O F Gary's 4,000 abandoned and boarded-up buildings, Enyi Nwabara, the city's planning and development director, estimates that half are worth rehabilitating. Along the central downtown corridor on Broadway Street, 82 new town homes are being built, and 18 are under construction in other parts of the city.</w:t>
         <w:br/>
-        <w:t xml:space="preserve">  A good place to start is the minuscule local branch of the Queens Public Library, which houses a cartful of binders put together by the Broad Channel Historical Society; a half-hour of leafing through old photos and clippings from yellowed newspapers give you a real sense of the little community you're about to explore. </w:t>
+        <w:t>Mr. Nwabara estimated that more than 300 units were rehabilitated last year and at least 150 more rehabilitations are scheduled for 1996.</w:t>
         <w:br/>
-        <w:t xml:space="preserve">  There aren't many eating options: the Bayview Bar and Grill is on the water, and you can pick up a bagel sandwich at the Bay Gull Store or a slice of pizza at the less nautically named Tommy's Pizza. But wherever you eat, you should visit the Grassy Point Bar and Grill, which long ago (in a building that since burned down) was a resort hotel; now, it is local watering hole whose kitchen opens up on Sundays with burgers, pastas and steaks. But the reason to visit is the one of the densest collections of nostalgia around, from old Broad Channel photos to ads for 5 cent Cokes to a still-in-the-package Howard Johnson Mets action figure. </w:t>
+        <w:t>While Edison's patent was originally intended for mass-producing homes for working-class families, Terrace Homes were affordable only to steel industry executives when they were built by a United States Steel subsidiary. And even marketed today as affordable houses, they depend on multiple subsidies to attract Gary's low- to moderate-income home buyer.</w:t>
         <w:br/>
-        <w:t xml:space="preserve">  SUNDAY AFTERNOON</w:t>
+        <w:t>Among the first mortgage applicants was Karol Toombs. She and her two daughters moved into her three-bedroom town house two years ago, when renovations were under way. Ms. Toombs said she had been living in a poorly maintained building on a block that was dangerous to her children.</w:t>
         <w:br/>
-        <w:t xml:space="preserve">  Roosevelt Island, Manhattan</w:t>
+        <w:t>"As much as I dreamt of moving, I never imagined that I could afford my own home," she said. Ms. Toombs was earning $13,000 as a secretary when she placed a $25 deposit on her town house in 1992 and began receiving home ownership training through the neighborhood organization's home buyer training program.</w:t>
         <w:br/>
-        <w:t xml:space="preserve">  This mile-and-a-half-long sliver in the East River was once the home of little more than prisons and hospitals, but now is a bustling middle-class community of about 10,000. It's only about one one-millionth as picturesque as City Island or Broad Channel, but the views of Manhattan (and the proximity to it) make up for that. You can gaze at them -- and picnic -- from the benches along the river, or ride past gazing picnickers as you go around the island on the bike path. There is one major attraction: the ruins of the Smallpox Hospital that appeared in ''Spider-Man'' and occasionally freak out drivers along the F.D.R. across the river. You can't go in, but even if you could you wouldn't want to: a part of it collapsed in January. </w:t>
+        <w:t>A year ago, she closed on her home, which she described as easily maintained and heated. The interior walls are covered with drywall and the floors were covered with hardwood and carpeting. To the homeowner the use of concrete in the structure is almost undetectable.</w:t>
         <w:br/>
-        <w:t xml:space="preserve">  But it is the journey to Roosevelt Island that is the most fun. The little red tram, the closest thing New York City has to a ski lift, takes off from the brightly colored station at 60th Street and Second Avenue and whisks you across the river for the price of a subway trip. Bring binoculars and take advantage of a great aerial views of the city: watch the traffic up and down First Avenue, spot the aerobics class in a gym a few blocks down. And, especially fun if you're ending your island hopping by returning to Manhattan after dark: peer straight into the windows of hundreds of curtain-free high-rise apartments. </w:t>
+        <w:t>"The only difference I've experienced so far is that ordinary nails don't go through the walls," Ms. Toombs said. For wall hangings she uses special nails that permeate concrete.</w:t>
         <w:br/>
-        <w:t xml:space="preserve">  Come on, that easily beats a view from the Lido Deck of yet another monotonous Caribbean sunset of yet another cruise. </w:t>
+        <w:t>Using both grants and loans, y the community group was able to subsidize 29 of the 41 units at Terrace Homes, which cost an average of $68,000 a unit. Initially, the Amoco Foundation lent $75,000 to the projects. Low-interest loans came from Bank One Merrillville, a subsidiary of the Banc One Holding Company of Columbus, Ohio; the Local Initiatives Support Corporation, a national assistance organization for low-income housing, and the city. Bank One Merrillville is providing purchase loans to buyers.</w:t>
         <w:br/>
-        <w:t xml:space="preserve">  PALM TREES? NOT SO MANY </w:t>
+        <w:t>GRANTS from the city and the Federal Home Loan Bank of Indianapolis were available to help buyers make the $5,000 down payment. Even with this help, Ms. Toombs spent months amassing her $1,500 share of the down payment. "She would come in with $15 here and $200 there," said Ms. Springer, who allowed Ms. Toombs to move in before the closing to bring some life to the project in its early construction days. "It was evident that this was really important to her and she was scrimping to get together whatever she could."</w:t>
         <w:br/>
-        <w:t xml:space="preserve">  CITY ISLAND</w:t>
+        <w:t>Not the least of the financing requirements was a $15,000 grant from HUD. The grant plus the down payment assistance made it possible for buyers with as little as $1,250 to obtain mortgages of $32,000 to $35,000 for the purchase.</w:t>
         <w:br/>
-        <w:t xml:space="preserve">  Getting there: Take the 6 train to Pelham Bay Park, then the Bx29 bus (or a livery cab) to City Island.</w:t>
+        <w:t>Ms. Springer is already raising funds to lead her group to renovate and build on 16 blocks of the Horace Mann Ambridge community between Broadway and Grant Streets, an area chosen as an enterprise zone by city officials.</w:t>
         <w:br/>
-        <w:t xml:space="preserve">  Johnny's Reef, 2 City Island Avenue; (718) 885-2090. Closed until Feb. 28.</w:t>
+        <w:t>As Terrace Home renovations move toward completion, the community group is planning to build three steel-frame houses amid another cluster of Edison-patented homes blocks away near Sixth Avenue and Polk Street.</w:t>
         <w:br/>
-        <w:t xml:space="preserve">  Le Refuge Inn, 586 City Island Avenue; (718) 885-2478; www.lerefugeinn.com.</w:t>
-        <w:br/>
-        <w:t xml:space="preserve">  RANDALLS ISLAND</w:t>
-        <w:br/>
-        <w:t xml:space="preserve">  Getting there: Take the 4, 5 or 6 train to 125th Street, then the M35 bus, or walk over the Triborough Bridge pedestrian path from Second Avenue and 126th Street or from Queens and the Bronx (all year) or the 103rd Street Footbridge from F.D.R. Drive. </w:t>
-        <w:br/>
-        <w:t xml:space="preserve">  GOVERNORS ISLAND</w:t>
-        <w:br/>
-        <w:t xml:space="preserve">  Getting there: Take the ferry from the Battery Maritime Building (next to the Staten Island Ferry terminal). Closed until May 31. </w:t>
-        <w:br/>
-        <w:t xml:space="preserve">  BROAD CHANNEL</w:t>
-        <w:br/>
-        <w:t xml:space="preserve">  Getting there:  Take the A train to Broad Channel.</w:t>
-        <w:br/>
-        <w:t xml:space="preserve">  Queens Public Library, 16-26 Cross Bay Boulevard; (718) 318-4943; www.queenslibrary.org.</w:t>
-        <w:br/>
-        <w:t xml:space="preserve">  Bayview Restaurant and Lounge, 25 Van Brunt Road; (718) 634-4555; www.bcbayview.com.</w:t>
-        <w:br/>
-        <w:t xml:space="preserve">  Grassy Point Bar and Grill,  18-02 Cross Bay Boulevard; (718) 474-1688. </w:t>
-        <w:br/>
-        <w:t xml:space="preserve">  ROOSEVELT ISLAND</w:t>
-        <w:br/>
-        <w:t xml:space="preserve">  Getting there: Take the tram from Second Avenue and 60th Street  or the F train to Roosevelt Island.</w:t>
-        <w:br/>
-        <w:br/>
-        <w:t>http://www.nytimes.com</w:t>
+        <w:t>These new houses are being built on 20-foot lots where Edison-patented homes have been demolished and between others of those concrete homes that still stand. Simultaneously, the group will begin renovating five units at the same corner, its first rehabilitation of rental property.</w:t>
         <w:br/>
         <w:br/>
         <w:t>Graphic</w:t>
@@ -132,7 +107,7 @@
         <w:br/>
         <w:t xml:space="preserve"> </w:t>
         <w:br/>
-        <w:t>PHOTO: Broad Channel, an island in Queens with canals, some houses on stilts and part of the Jamaica Bay Wildlife Refuge. (PHOTOGRAPH BY ULI SEIT FOR THE NEW YORK TIMES)</w:t>
+        <w:t>Photo: Rehabilitated poured-concrete homes in downtown Gary, Ind., built in 1915 using a Thomas A. Edison patent. (Michael Bockover)</w:t>
       </w:r>
     </w:p>
     <w:sectPr>

--- a/example_articles/states/Indiana/2.states_Indiana_New_York_Times.docx
+++ b/example_articles/states/Indiana/2.states_Indiana_New_York_Times.docx
@@ -7,7 +7,7 @@
         <w:pStyle w:val="Heading1"/>
       </w:pPr>
       <w:r>
-        <w:t>New Life for Abandoned and Derelict Edison Homes</w:t>
+        <w:t>Penalize Companies That Export Jobs</w:t>
       </w:r>
     </w:p>
     <w:p>
@@ -17,22 +17,22 @@
     </w:p>
     <w:p>
       <w:r>
-        <w:t>Date: 1996-01-14</w:t>
+        <w:t>Date: 2016-04-11</w:t>
       </w:r>
     </w:p>
     <w:p>
       <w:r>
-        <w:t>Section: Section 9; ; Section 9;  Page 10;  Column 1;  Real Estate Desk ; Column 1;</w:t>
+        <w:t>Section: Section A; Column 0; Editorial Desk; Pg. 19; OP-ED CONTRIBUTOR</w:t>
       </w:r>
     </w:p>
     <w:p>
       <w:r>
-        <w:t>Source file: NYT/45.DOCX</w:t>
+        <w:t>Source file: NYT/25.DOCX</w:t>
       </w:r>
     </w:p>
     <w:p>
       <w:r>
-        <w:t>Raw locations result, 'locations': ['Indiana']</w:t>
+        <w:t>Raw locations result, 'locations': ['Indiana', 'Mexico']</w:t>
       </w:r>
     </w:p>
     <w:p>
@@ -49,65 +49,46 @@
     </w:p>
     <w:p>
       <w:r>
-        <w:t>RECONSTRUCTION is under way on a group of town houses built in downtown Gary in 1915 using Thomas Alva Edison's patent for poured-concrete homes.</w:t>
+        <w:t>THE heating and air-conditioning equipment maker Carrier Corporation recently announced plans to transfer its Indianapolis plant's manufacturing operations and about 1,400 jobs to Monterrey, Mexico. ''It became clear that the best way to stay competitive and protect the business for long term'' was to move production, an executive told employees, who were volubly and understandably upset by the looming loss of good, family-sustaining jobs.</w:t>
         <w:br/>
-        <w:t>Edison was one of at least three innovators who patented methods for building poured-concrete houses in the early 1900's, according to Douglas Tarr, an architectural historian at the Edison Historic Site Museum in West Orange, N.J.</w:t>
+        <w:t xml:space="preserve">As a former employee and current stockholder of Carrier's parent company, United Technologies, I was deeply dismayed to watch this announcement on a  video made by a plant employee. </w:t>
         <w:br/>
-        <w:t>A number of Edison-patented houses, built with then-emerging industrial materials like reinforced steel and a refined cement on which he also held a patent, still stand. Thirteen of them are in New Jersey -- 11 of them in Union and two others in Montclair.</w:t>
+        <w:t xml:space="preserve">  Before that video, I had long regarded United Technologies as a company that cared about its employees' welfare. During the 1960s, my mother was a stenotypist at its Hamilton Standard division, which sponsored scholarships that allowed my brother and me to attend M.I.T. and graduate with degrees that opened doors to high-tech employment. Summer jobs that accompanied those scholarships bolstered our practical understanding of science and engineering, and our appreciation of the company and its culture.</w:t>
         <w:br/>
-        <w:t>The technique eventually died out, largely because of the high cost of making and assembling the mold.</w:t>
+        <w:t xml:space="preserve">  The corporation also fostered the continuing education of its employees -- for example, by helping pay their tuition as they pursued advanced degrees. It recognized the considerable company benefits that accrued from having a loyal, well-educated work force.</w:t>
         <w:br/>
-        <w:t>In Gary, several clusters of these concrete houses were built in the 40-block Horace Mann Ambridge community, where steel executives and their families once lived. They were built at a time when the Gary Land Company was converting the area from tents and shacks for steelworkers into an industrial metropolis.</w:t>
+        <w:t xml:space="preserve">  In return, members of my family -- beginning with my mother's parents -- became steadfast United stockholders. This stock is the bedrock of our portfolios, having paid dividends for decades and multiplied in value. It is helping us achieve a secure retirement.</w:t>
         <w:br/>
-        <w:t>But eventually Gary declined as a steel city and many houses were abandoned. In 1991, 41 of those homes, near Fourth Avenue and Polk Street, were donated by the city and the Lake County Board of Commissioners to the Horace Mann Ambridge Neighborhood Organization.</w:t>
+        <w:t xml:space="preserve">  So I was surprised by Carrier's move to Mexico. Perhaps it reflects the recent ascendance of more financially minded executives over the previous leadership, or their concerns about a faltering bottom line and dropping stock prices attributable partly to a slackening demand from China for the company's products.</w:t>
         <w:br/>
-        <w:t>Known as the Terrace Homes, these units are being converted into three-bedroom, one-bath residences for families earning less than 80 percent of the $34,250 median income in Gary.</w:t>
+        <w:t xml:space="preserve">  More likely it's a response to economic imperatives stimulated, at least in part, by the North American Free Trade Agreement. The Carrier executive in the video told employees that many of the company's suppliers had already moved to the Monterrey area, so it made sense for the company to shift its Indianapolis manufacturing operations to be nearby. Left unspoken was that the labor is much cheaper there, too, by a factor of almost 10.</w:t>
         <w:br/>
-        <w:t>As they are rehabilitated, those units are marketed for $51,500.</w:t>
+        <w:t xml:space="preserve">  One can't help hearing the ''giant sucking sound'' of evaporating American manufacturing jobs that the 1992 presidential candidate Ross Perot warned Nafta would produce. Other Rust Belt cities have witnessed a job exodus and subsequent economic corrosion, as the New Yorker writer George Packer depicted so vividly in his 2013 book ''The Unwinding.''</w:t>
         <w:br/>
-        <w:t>Scattered along five tree-lined blocks, the Terrace Homes project consists of three rows of 10 attached town houses, one row of nine rowhouses, and two detached single-family homes. The two detached homes were rehabilitated in 1992 as models, and after years of fund raising, construction on the attached row houses began last summer.</w:t>
+        <w:t xml:space="preserve">  The transfers of domestic manufacturing jobs to Mexico and Asia have benefited Americans by bringing cheaper consumer goods to our shores and stores. But when the victims of these moves can find only lower-wage jobs at Target or Walmart, and residents of these blighted cities have much less money to spend, is that a fair distribution of the savings and costs?</w:t>
         <w:br/>
-        <w:t>Finis Springer, executive adviser in the community group, has been working since 1979 on the problem of housing abandonment, in recent years acquiring and rehabilitating these houses. Initially, the group focused on the difficulties owners found in insuring their homes as abandonment spread.</w:t>
+        <w:t xml:space="preserve">  Recognizing this complex phenomenon, I can begin to understand the great upwelling of working-class support for Bernie Sanders and Donald J. Trump -- especially for the latter in regions of postindustrial America left behind by these jarring economic dislocations.</w:t>
         <w:br/>
-        <w:t>"Terrace Homes represents our largest rehab undertaking, but we evolved into rehab of abandoned properties over the years," Ms. Springer said. "When insurance companies fled, we negotiated with Allstate, which agreed to provide partial coverage if we could discourage criminal activity around vacated properties.</w:t>
+        <w:t xml:space="preserve">  And as a United Technologies shareholder, I have to admit to a gnawing sense of guilt in unwittingly helping to foster this job exodus. In pursuing returns, are shareholders putting pressure on executives to slash costs by exporting good-paying jobs to developing nations?</w:t>
         <w:br/>
-        <w:t>"So we boarded up abandoned homes from the inside, put lights between the boards and curtain-covered windows and kept the grass cut, all so these homes would not look abandoned."</w:t>
+        <w:t xml:space="preserve">  The core problem is that shareholder returns -- and executive rewards -- became the paramount goals of corporations beginning in the 1980s, as Hedrick Smith reported in his 2012 book, ''Who Stole the American Dream?'' Instead of rolling some of the profits back into building their industries and educating workers, executives began cutting costs and jobs to improve their bottom lines, often using the proceeds to raise dividends or buy back stock, which United Technologies began doing extensively last year.</w:t>
         <w:br/>
-        <w:t>In the early 1980's, the community group rehabilitated two houses and started attracting investors to buy other abandoned properties for $1 from the United States Department of Housing and Urban Development, which was trying to dispose of abandoned properties it had insured.</w:t>
+        <w:t xml:space="preserve">  And an easy way to boost profits is to transfer jobs to other countries.</w:t>
         <w:br/>
-        <w:t>O F Gary's 4,000 abandoned and boarded-up buildings, Enyi Nwabara, the city's planning and development director, estimates that half are worth rehabilitating. Along the central downtown corridor on Broadway Street, 82 new town homes are being built, and 18 are under construction in other parts of the city.</w:t>
+        <w:t xml:space="preserve">  United Technologies was a laggard in this regard. Until recently it seemed to care about the communities in which it played an important role. ''We are committed to improving the quality of life everywhere we do business,'' the company boasted in its 2015 annual report. It has kept high-paying aerospace-manufacturing jobs in Connecticut, for example, bolstering the local economy. Thus Carrier's move to Mexico may portend a worrisome shift in overall corporate policy.</w:t>
         <w:br/>
-        <w:t>Mr. Nwabara estimated that more than 300 units were rehabilitated last year and at least 150 more rehabilitations are scheduled for 1996.</w:t>
+        <w:t xml:space="preserve">  What's the solution? To build a tariff wall against Mexico? That violates Nafta, and I doubt it would work, for it would bring unintended negative consequences and perhaps even start a trade war.</w:t>
         <w:br/>
-        <w:t>While Edison's patent was originally intended for mass-producing homes for working-class families, Terrace Homes were affordable only to steel industry executives when they were built by a United States Steel subsidiary. And even marketed today as affordable houses, they depend on multiple subsidies to attract Gary's low- to moderate-income home buyer.</w:t>
+        <w:t xml:space="preserve">  Rather, we should begin to consider serious penalties for corporations that export well-paid jobs, particularly those that have been major beneficiaries of hundreds of billions of dollars in research and development spending by the federal government, which helped create many high-tech products and industries and the jobs that came with them. And United Technologies is a top federal contractor, earning over $5 billion annually.</w:t>
         <w:br/>
-        <w:t>Among the first mortgage applicants was Karol Toombs. She and her two daughters moved into her three-bedroom town house two years ago, when renovations were under way. Ms. Toombs said she had been living in a poorly maintained building on a block that was dangerous to her children.</w:t>
+        <w:t xml:space="preserve">  Taxpayers make these long-term investments in part to create these kinds of high-paying jobs, so we have a vested interest in keeping them here at home. To make an about-face and export these jobs abroad is irresponsible, to put it mildly.</w:t>
         <w:br/>
-        <w:t>"As much as I dreamt of moving, I never imagined that I could afford my own home," she said. Ms. Toombs was earning $13,000 as a secretary when she placed a $25 deposit on her town house in 1992 and began receiving home ownership training through the neighborhood organization's home buyer training program.</w:t>
+        <w:t xml:space="preserve">  We have to make such unpatriotic corporate behavior painful for the perpetrators.</w:t>
         <w:br/>
-        <w:t>A year ago, she closed on her home, which she described as easily maintained and heated. The interior walls are covered with drywall and the floors were covered with hardwood and carpeting. To the homeowner the use of concrete in the structure is almost undetectable.</w:t>
-        <w:br/>
-        <w:t>"The only difference I've experienced so far is that ordinary nails don't go through the walls," Ms. Toombs said. For wall hangings she uses special nails that permeate concrete.</w:t>
-        <w:br/>
-        <w:t>Using both grants and loans, y the community group was able to subsidize 29 of the 41 units at Terrace Homes, which cost an average of $68,000 a unit. Initially, the Amoco Foundation lent $75,000 to the projects. Low-interest loans came from Bank One Merrillville, a subsidiary of the Banc One Holding Company of Columbus, Ohio; the Local Initiatives Support Corporation, a national assistance organization for low-income housing, and the city. Bank One Merrillville is providing purchase loans to buyers.</w:t>
-        <w:br/>
-        <w:t>GRANTS from the city and the Federal Home Loan Bank of Indianapolis were available to help buyers make the $5,000 down payment. Even with this help, Ms. Toombs spent months amassing her $1,500 share of the down payment. "She would come in with $15 here and $200 there," said Ms. Springer, who allowed Ms. Toombs to move in before the closing to bring some life to the project in its early construction days. "It was evident that this was really important to her and she was scrimping to get together whatever she could."</w:t>
-        <w:br/>
-        <w:t>Not the least of the financing requirements was a $15,000 grant from HUD. The grant plus the down payment assistance made it possible for buyers with as little as $1,250 to obtain mortgages of $32,000 to $35,000 for the purchase.</w:t>
-        <w:br/>
-        <w:t>Ms. Springer is already raising funds to lead her group to renovate and build on 16 blocks of the Horace Mann Ambridge community between Broadway and Grant Streets, an area chosen as an enterprise zone by city officials.</w:t>
-        <w:br/>
-        <w:t>As Terrace Home renovations move toward completion, the community group is planning to build three steel-frame houses amid another cluster of Edison-patented homes blocks away near Sixth Avenue and Polk Street.</w:t>
-        <w:br/>
-        <w:t>These new houses are being built on 20-foot lots where Edison-patented homes have been demolished and between others of those concrete homes that still stand. Simultaneously, the group will begin renovating five units at the same corner, its first rehabilitation of rental property.</w:t>
+        <w:t xml:space="preserve">  Follow The New York Times Opinion section on Facebook and Twitter, and sign up for the Opinion Today newsletter.</w:t>
         <w:br/>
         <w:br/>
-        <w:t>Graphic</w:t>
-        <w:br/>
-        <w:br/>
-        <w:t xml:space="preserve"> </w:t>
-        <w:br/>
-        <w:t>Photo: Rehabilitated poured-concrete homes in downtown Gary, Ind., built in 1915 using a Thomas A. Edison patent. (Michael Bockover)</w:t>
+        <w:t>http://www.nytimes.com/2016/04/11/opinion/penalize-companies-that-export-jobs.html</w:t>
       </w:r>
     </w:p>
     <w:sectPr>
